--- a/1. MODELO DE CERTIFICADO DE TRABAJO (NO EDITAR).docx
+++ b/1. MODELO DE CERTIFICADO DE TRABAJO (NO EDITAR).docx
@@ -160,27 +160,7 @@
           <w:sz w:val="20"/>
           <w:szCs w:val="20"/>
         </w:rPr>
-        <w:t xml:space="preserve">identificado con DNI </w:t>
-      </w:r>
-      <w:proofErr w:type="spellStart"/>
-      <w:r>
-        <w:rPr>
-          <w:rFonts w:ascii="Arial" w:eastAsia="Arial" w:hAnsi="Arial" w:cs="Arial"/>
-          <w:color w:val="434343"/>
-          <w:sz w:val="20"/>
-          <w:szCs w:val="20"/>
-        </w:rPr>
-        <w:t>Nº</w:t>
-      </w:r>
-      <w:proofErr w:type="spellEnd"/>
-      <w:r>
-        <w:rPr>
-          <w:rFonts w:ascii="Arial" w:eastAsia="Arial" w:hAnsi="Arial" w:cs="Arial"/>
-          <w:color w:val="434343"/>
-          <w:sz w:val="20"/>
-          <w:szCs w:val="20"/>
-        </w:rPr>
-        <w:t xml:space="preserve"> </w:t>
+        <w:t xml:space="preserve">identificado con DNI Nº </w:t>
       </w:r>
       <w:r>
         <w:rPr>
@@ -338,7 +318,16 @@
           <w:sz w:val="20"/>
           <w:szCs w:val="20"/>
         </w:rPr>
-        <w:t>Lima, 10 de febrero del 2026</w:t>
+        <w:t xml:space="preserve">Lima, </w:t>
+      </w:r>
+      <w:r>
+        <w:rPr>
+          <w:rFonts w:ascii="Arial" w:hAnsi="Arial" w:cs="Arial"/>
+          <w:color w:val="424242"/>
+          <w:sz w:val="20"/>
+          <w:szCs w:val="20"/>
+        </w:rPr>
+        <w:t>{{FECHA_EMISION}}</w:t>
       </w:r>
     </w:p>
     <w:p>
